--- a/docs/developpement/phases/word/PHASE_28_LOGO_OFFICIEL_V2.docx
+++ b/docs/developpement/phases/word/PHASE_28_LOGO_OFFICIEL_V2.docx
@@ -20,7 +20,7 @@
       <w:r>
         <w:t xml:space="preserve">FlaiX Expert · dossier de développement · généré le 2026-10-04 depuis le dépôt </w:t>
       </w:r>
-      <w:hyperlink w:history="1" r:id="rId4zhofjficvwan8ovbrkjv">
+      <w:hyperlink w:history="1" r:id="rIdsgcfnynumoordtsfftv8y">
         <w:r>
           <w:rPr>
             <w:rStyle w:val="Hyperlink"/>
@@ -362,7 +362,7 @@
           <w:numId w:val="2"/>
         </w:numPr>
       </w:pPr>
-      <w:hyperlink w:history="1" r:id="rId-ckndntt9zr9sbjsu_lzq">
+      <w:hyperlink w:history="1" r:id="rIdzzaxf7h7vdw2ef0krysns">
         <w:r>
           <w:rPr>
             <w:rStyle w:val="Hyperlink"/>
@@ -410,7 +410,7 @@
       <w:r>
         <w:t xml:space="preserve"> — modifié — </w:t>
       </w:r>
-      <w:hyperlink w:history="1" r:id="rIduf5rmrcp-pukvmzinl6zx">
+      <w:hyperlink w:history="1" r:id="rIdlwrqay-rezmi6tliq42xu">
         <w:r>
           <w:rPr>
             <w:rStyle w:val="Hyperlink"/>
@@ -439,7 +439,7 @@
       <w:r>
         <w:t xml:space="preserve"> — modifié — </w:t>
       </w:r>
-      <w:hyperlink w:history="1" r:id="rIdxvlyxwm3szaen5cromjci">
+      <w:hyperlink w:history="1" r:id="rIdqbrrzbt-1eipw5yw3itjc">
         <w:r>
           <w:rPr>
             <w:rStyle w:val="Hyperlink"/>
@@ -476,7 +476,7 @@
       <w:r>
         <w:t xml:space="preserve"> — modifié — </w:t>
       </w:r>
-      <w:hyperlink w:history="1" r:id="rIdwlh-mkw-di031s_pucmul">
+      <w:hyperlink w:history="1" r:id="rIdv_eo_nzk2ydoxjkjokqxb">
         <w:r>
           <w:rPr>
             <w:rStyle w:val="Hyperlink"/>
@@ -513,7 +513,7 @@
       <w:r>
         <w:t xml:space="preserve"> — modifié — </w:t>
       </w:r>
-      <w:hyperlink w:history="1" r:id="rIdfvm9qnlezfquncbcvey83">
+      <w:hyperlink w:history="1" r:id="rIdlcpcqqpitiom8dxctwkfv">
         <w:r>
           <w:rPr>
             <w:rStyle w:val="Hyperlink"/>
@@ -542,7 +542,7 @@
       <w:r>
         <w:t xml:space="preserve"> — modifié — </w:t>
       </w:r>
-      <w:hyperlink w:history="1" r:id="rIdrx8mkgewdljwv06b80hip">
+      <w:hyperlink w:history="1" r:id="rIdpggtn4tiemt8rd7i2llwn">
         <w:r>
           <w:rPr>
             <w:rStyle w:val="Hyperlink"/>

--- a/docs/developpement/phases/word/PHASE_28_LOGO_OFFICIEL_V2.docx
+++ b/docs/developpement/phases/word/PHASE_28_LOGO_OFFICIEL_V2.docx
@@ -20,7 +20,7 @@
       <w:r>
         <w:t xml:space="preserve">FlaiX Expert · dossier de développement · généré le 2026-10-04 depuis le dépôt </w:t>
       </w:r>
-      <w:hyperlink w:history="1" r:id="rIdsgcfnynumoordtsfftv8y">
+      <w:hyperlink w:history="1" r:id="rId9clw4c1o4bp9z_gvaajjn">
         <w:r>
           <w:rPr>
             <w:rStyle w:val="Hyperlink"/>
@@ -362,7 +362,7 @@
           <w:numId w:val="2"/>
         </w:numPr>
       </w:pPr>
-      <w:hyperlink w:history="1" r:id="rIdzzaxf7h7vdw2ef0krysns">
+      <w:hyperlink w:history="1" r:id="rIdlleneyvs8mekjxgotxmzn">
         <w:r>
           <w:rPr>
             <w:rStyle w:val="Hyperlink"/>
@@ -410,7 +410,7 @@
       <w:r>
         <w:t xml:space="preserve"> — modifié — </w:t>
       </w:r>
-      <w:hyperlink w:history="1" r:id="rIdlwrqay-rezmi6tliq42xu">
+      <w:hyperlink w:history="1" r:id="rIdskawnyq8ugf0csbue91po">
         <w:r>
           <w:rPr>
             <w:rStyle w:val="Hyperlink"/>
@@ -439,7 +439,7 @@
       <w:r>
         <w:t xml:space="preserve"> — modifié — </w:t>
       </w:r>
-      <w:hyperlink w:history="1" r:id="rIdqbrrzbt-1eipw5yw3itjc">
+      <w:hyperlink w:history="1" r:id="rIdwwnvyy5l87csuotyybgwp">
         <w:r>
           <w:rPr>
             <w:rStyle w:val="Hyperlink"/>
@@ -476,7 +476,7 @@
       <w:r>
         <w:t xml:space="preserve"> — modifié — </w:t>
       </w:r>
-      <w:hyperlink w:history="1" r:id="rIdv_eo_nzk2ydoxjkjokqxb">
+      <w:hyperlink w:history="1" r:id="rIdu7s5liuv5f9d-pkyzmyli">
         <w:r>
           <w:rPr>
             <w:rStyle w:val="Hyperlink"/>
@@ -513,7 +513,7 @@
       <w:r>
         <w:t xml:space="preserve"> — modifié — </w:t>
       </w:r>
-      <w:hyperlink w:history="1" r:id="rIdlcpcqqpitiom8dxctwkfv">
+      <w:hyperlink w:history="1" r:id="rId3sesy6lijzmj3qfael9qq">
         <w:r>
           <w:rPr>
             <w:rStyle w:val="Hyperlink"/>
@@ -542,7 +542,7 @@
       <w:r>
         <w:t xml:space="preserve"> — modifié — </w:t>
       </w:r>
-      <w:hyperlink w:history="1" r:id="rIdpggtn4tiemt8rd7i2llwn">
+      <w:hyperlink w:history="1" r:id="rIdq9hkakviaszb4fec2vtyc">
         <w:r>
           <w:rPr>
             <w:rStyle w:val="Hyperlink"/>

--- a/docs/developpement/phases/word/PHASE_28_LOGO_OFFICIEL_V2.docx
+++ b/docs/developpement/phases/word/PHASE_28_LOGO_OFFICIEL_V2.docx
@@ -20,7 +20,7 @@
       <w:r>
         <w:t xml:space="preserve">FlaiX Expert · dossier de développement · généré le 2026-10-04 depuis le dépôt </w:t>
       </w:r>
-      <w:hyperlink w:history="1" r:id="rId9clw4c1o4bp9z_gvaajjn">
+      <w:hyperlink w:history="1" r:id="rIdlo0vxesmrcrrqltlvfxrf">
         <w:r>
           <w:rPr>
             <w:rStyle w:val="Hyperlink"/>
@@ -362,7 +362,7 @@
           <w:numId w:val="2"/>
         </w:numPr>
       </w:pPr>
-      <w:hyperlink w:history="1" r:id="rIdlleneyvs8mekjxgotxmzn">
+      <w:hyperlink w:history="1" r:id="rIdez_v5ocrbylzrrx6i0ci9">
         <w:r>
           <w:rPr>
             <w:rStyle w:val="Hyperlink"/>
@@ -410,7 +410,7 @@
       <w:r>
         <w:t xml:space="preserve"> — modifié — </w:t>
       </w:r>
-      <w:hyperlink w:history="1" r:id="rIdskawnyq8ugf0csbue91po">
+      <w:hyperlink w:history="1" r:id="rIdrtaskax9t6omehqo3h-yo">
         <w:r>
           <w:rPr>
             <w:rStyle w:val="Hyperlink"/>
@@ -439,7 +439,7 @@
       <w:r>
         <w:t xml:space="preserve"> — modifié — </w:t>
       </w:r>
-      <w:hyperlink w:history="1" r:id="rIdwwnvyy5l87csuotyybgwp">
+      <w:hyperlink w:history="1" r:id="rIdnx9o4ctzvqmngs0oxnre_">
         <w:r>
           <w:rPr>
             <w:rStyle w:val="Hyperlink"/>
@@ -476,7 +476,7 @@
       <w:r>
         <w:t xml:space="preserve"> — modifié — </w:t>
       </w:r>
-      <w:hyperlink w:history="1" r:id="rIdu7s5liuv5f9d-pkyzmyli">
+      <w:hyperlink w:history="1" r:id="rId9vn9g7qmnmhrawkcvs3g0">
         <w:r>
           <w:rPr>
             <w:rStyle w:val="Hyperlink"/>
@@ -513,7 +513,7 @@
       <w:r>
         <w:t xml:space="preserve"> — modifié — </w:t>
       </w:r>
-      <w:hyperlink w:history="1" r:id="rId3sesy6lijzmj3qfael9qq">
+      <w:hyperlink w:history="1" r:id="rIdhaun6cfvj3vwqurijnn_u">
         <w:r>
           <w:rPr>
             <w:rStyle w:val="Hyperlink"/>
@@ -542,7 +542,7 @@
       <w:r>
         <w:t xml:space="preserve"> — modifié — </w:t>
       </w:r>
-      <w:hyperlink w:history="1" r:id="rIdq9hkakviaszb4fec2vtyc">
+      <w:hyperlink w:history="1" r:id="rIdvyq1gab0ta5tnutui9syy">
         <w:r>
           <w:rPr>
             <w:rStyle w:val="Hyperlink"/>

--- a/docs/developpement/phases/word/PHASE_28_LOGO_OFFICIEL_V2.docx
+++ b/docs/developpement/phases/word/PHASE_28_LOGO_OFFICIEL_V2.docx
@@ -20,7 +20,7 @@
       <w:r>
         <w:t xml:space="preserve">FlaiX Expert · dossier de développement · généré le 2026-10-04 depuis le dépôt </w:t>
       </w:r>
-      <w:hyperlink w:history="1" r:id="rIdlo0vxesmrcrrqltlvfxrf">
+      <w:hyperlink w:history="1" r:id="rIdza2u-aokb8m7kf9yr3vgy">
         <w:r>
           <w:rPr>
             <w:rStyle w:val="Hyperlink"/>
@@ -362,7 +362,7 @@
           <w:numId w:val="2"/>
         </w:numPr>
       </w:pPr>
-      <w:hyperlink w:history="1" r:id="rIdez_v5ocrbylzrrx6i0ci9">
+      <w:hyperlink w:history="1" r:id="rId2n9fj68ut6_07zlqinwsb">
         <w:r>
           <w:rPr>
             <w:rStyle w:val="Hyperlink"/>
@@ -410,7 +410,7 @@
       <w:r>
         <w:t xml:space="preserve"> — modifié — </w:t>
       </w:r>
-      <w:hyperlink w:history="1" r:id="rIdrtaskax9t6omehqo3h-yo">
+      <w:hyperlink w:history="1" r:id="rIdwught-0ll-as1riga2hg6">
         <w:r>
           <w:rPr>
             <w:rStyle w:val="Hyperlink"/>
@@ -439,7 +439,7 @@
       <w:r>
         <w:t xml:space="preserve"> — modifié — </w:t>
       </w:r>
-      <w:hyperlink w:history="1" r:id="rIdnx9o4ctzvqmngs0oxnre_">
+      <w:hyperlink w:history="1" r:id="rIdan_21zlfu782wchr2g1xx">
         <w:r>
           <w:rPr>
             <w:rStyle w:val="Hyperlink"/>
@@ -476,7 +476,7 @@
       <w:r>
         <w:t xml:space="preserve"> — modifié — </w:t>
       </w:r>
-      <w:hyperlink w:history="1" r:id="rId9vn9g7qmnmhrawkcvs3g0">
+      <w:hyperlink w:history="1" r:id="rIdoh3lkififowvbxggi_bf5">
         <w:r>
           <w:rPr>
             <w:rStyle w:val="Hyperlink"/>
@@ -513,7 +513,7 @@
       <w:r>
         <w:t xml:space="preserve"> — modifié — </w:t>
       </w:r>
-      <w:hyperlink w:history="1" r:id="rIdhaun6cfvj3vwqurijnn_u">
+      <w:hyperlink w:history="1" r:id="rIdclpsb5p_f0-kse6euqtnt">
         <w:r>
           <w:rPr>
             <w:rStyle w:val="Hyperlink"/>
@@ -542,7 +542,7 @@
       <w:r>
         <w:t xml:space="preserve"> — modifié — </w:t>
       </w:r>
-      <w:hyperlink w:history="1" r:id="rIdvyq1gab0ta5tnutui9syy">
+      <w:hyperlink w:history="1" r:id="rId73hs5gtzuw62rm9ytxp4w">
         <w:r>
           <w:rPr>
             <w:rStyle w:val="Hyperlink"/>

--- a/docs/developpement/phases/word/PHASE_28_LOGO_OFFICIEL_V2.docx
+++ b/docs/developpement/phases/word/PHASE_28_LOGO_OFFICIEL_V2.docx
@@ -20,7 +20,7 @@
       <w:r>
         <w:t xml:space="preserve">FlaiX Expert · dossier de développement · généré le 2026-10-04 depuis le dépôt </w:t>
       </w:r>
-      <w:hyperlink w:history="1" r:id="rIdza2u-aokb8m7kf9yr3vgy">
+      <w:hyperlink w:history="1" r:id="rIditli8dicwau-xkm2uz-wq">
         <w:r>
           <w:rPr>
             <w:rStyle w:val="Hyperlink"/>
@@ -362,7 +362,7 @@
           <w:numId w:val="2"/>
         </w:numPr>
       </w:pPr>
-      <w:hyperlink w:history="1" r:id="rId2n9fj68ut6_07zlqinwsb">
+      <w:hyperlink w:history="1" r:id="rIdex8ntw5expmky2vlcod09">
         <w:r>
           <w:rPr>
             <w:rStyle w:val="Hyperlink"/>
@@ -410,7 +410,7 @@
       <w:r>
         <w:t xml:space="preserve"> — modifié — </w:t>
       </w:r>
-      <w:hyperlink w:history="1" r:id="rIdwught-0ll-as1riga2hg6">
+      <w:hyperlink w:history="1" r:id="rIdb-j9dgqzm24tavvzqdkj0">
         <w:r>
           <w:rPr>
             <w:rStyle w:val="Hyperlink"/>
@@ -439,7 +439,7 @@
       <w:r>
         <w:t xml:space="preserve"> — modifié — </w:t>
       </w:r>
-      <w:hyperlink w:history="1" r:id="rIdan_21zlfu782wchr2g1xx">
+      <w:hyperlink w:history="1" r:id="rIdkhucnozapj9hml-viokux">
         <w:r>
           <w:rPr>
             <w:rStyle w:val="Hyperlink"/>
@@ -476,7 +476,7 @@
       <w:r>
         <w:t xml:space="preserve"> — modifié — </w:t>
       </w:r>
-      <w:hyperlink w:history="1" r:id="rIdoh3lkififowvbxggi_bf5">
+      <w:hyperlink w:history="1" r:id="rIdl-fwki-gkznmaymoifaao">
         <w:r>
           <w:rPr>
             <w:rStyle w:val="Hyperlink"/>
@@ -513,7 +513,7 @@
       <w:r>
         <w:t xml:space="preserve"> — modifié — </w:t>
       </w:r>
-      <w:hyperlink w:history="1" r:id="rIdclpsb5p_f0-kse6euqtnt">
+      <w:hyperlink w:history="1" r:id="rIdhravhitc4iwxbkys4ihgp">
         <w:r>
           <w:rPr>
             <w:rStyle w:val="Hyperlink"/>
@@ -542,7 +542,7 @@
       <w:r>
         <w:t xml:space="preserve"> — modifié — </w:t>
       </w:r>
-      <w:hyperlink w:history="1" r:id="rId73hs5gtzuw62rm9ytxp4w">
+      <w:hyperlink w:history="1" r:id="rIdwadlxwcoep0rtdswlpebe">
         <w:r>
           <w:rPr>
             <w:rStyle w:val="Hyperlink"/>

--- a/docs/developpement/phases/word/PHASE_28_LOGO_OFFICIEL_V2.docx
+++ b/docs/developpement/phases/word/PHASE_28_LOGO_OFFICIEL_V2.docx
@@ -20,7 +20,7 @@
       <w:r>
         <w:t xml:space="preserve">FlaiX Expert · dossier de développement · généré le 2026-10-04 depuis le dépôt </w:t>
       </w:r>
-      <w:hyperlink w:history="1" r:id="rIditli8dicwau-xkm2uz-wq">
+      <w:hyperlink w:history="1" r:id="rIdnzj1v6omaa3redfqd9nxh">
         <w:r>
           <w:rPr>
             <w:rStyle w:val="Hyperlink"/>
@@ -362,7 +362,7 @@
           <w:numId w:val="2"/>
         </w:numPr>
       </w:pPr>
-      <w:hyperlink w:history="1" r:id="rIdex8ntw5expmky2vlcod09">
+      <w:hyperlink w:history="1" r:id="rIdzgo9wdgahl5qplh1pbuue">
         <w:r>
           <w:rPr>
             <w:rStyle w:val="Hyperlink"/>
@@ -410,7 +410,7 @@
       <w:r>
         <w:t xml:space="preserve"> — modifié — </w:t>
       </w:r>
-      <w:hyperlink w:history="1" r:id="rIdb-j9dgqzm24tavvzqdkj0">
+      <w:hyperlink w:history="1" r:id="rIdhcupsdr2lidahmmkscklr">
         <w:r>
           <w:rPr>
             <w:rStyle w:val="Hyperlink"/>
@@ -439,7 +439,7 @@
       <w:r>
         <w:t xml:space="preserve"> — modifié — </w:t>
       </w:r>
-      <w:hyperlink w:history="1" r:id="rIdkhucnozapj9hml-viokux">
+      <w:hyperlink w:history="1" r:id="rIdek0ojxtu20tw8b0tpklsk">
         <w:r>
           <w:rPr>
             <w:rStyle w:val="Hyperlink"/>
@@ -476,7 +476,7 @@
       <w:r>
         <w:t xml:space="preserve"> — modifié — </w:t>
       </w:r>
-      <w:hyperlink w:history="1" r:id="rIdl-fwki-gkznmaymoifaao">
+      <w:hyperlink w:history="1" r:id="rIdoos_sj0dlyhifqkpdns11">
         <w:r>
           <w:rPr>
             <w:rStyle w:val="Hyperlink"/>
@@ -513,7 +513,7 @@
       <w:r>
         <w:t xml:space="preserve"> — modifié — </w:t>
       </w:r>
-      <w:hyperlink w:history="1" r:id="rIdhravhitc4iwxbkys4ihgp">
+      <w:hyperlink w:history="1" r:id="rIdlx9cnwnrr99rqvh0qmd2v">
         <w:r>
           <w:rPr>
             <w:rStyle w:val="Hyperlink"/>
@@ -542,7 +542,7 @@
       <w:r>
         <w:t xml:space="preserve"> — modifié — </w:t>
       </w:r>
-      <w:hyperlink w:history="1" r:id="rIdwadlxwcoep0rtdswlpebe">
+      <w:hyperlink w:history="1" r:id="rIdd5taty_h7shyj5ll37j16">
         <w:r>
           <w:rPr>
             <w:rStyle w:val="Hyperlink"/>

--- a/docs/developpement/phases/word/PHASE_28_LOGO_OFFICIEL_V2.docx
+++ b/docs/developpement/phases/word/PHASE_28_LOGO_OFFICIEL_V2.docx
@@ -20,7 +20,7 @@
       <w:r>
         <w:t xml:space="preserve">FlaiX Expert · dossier de développement · généré le 2026-10-04 depuis le dépôt </w:t>
       </w:r>
-      <w:hyperlink w:history="1" r:id="rIdnzj1v6omaa3redfqd9nxh">
+      <w:hyperlink w:history="1" r:id="rIdjsmy9dky6vrmovhkase9c">
         <w:r>
           <w:rPr>
             <w:rStyle w:val="Hyperlink"/>
@@ -362,7 +362,7 @@
           <w:numId w:val="2"/>
         </w:numPr>
       </w:pPr>
-      <w:hyperlink w:history="1" r:id="rIdzgo9wdgahl5qplh1pbuue">
+      <w:hyperlink w:history="1" r:id="rIdblzzefi_qqapt23qdepre">
         <w:r>
           <w:rPr>
             <w:rStyle w:val="Hyperlink"/>
@@ -410,7 +410,7 @@
       <w:r>
         <w:t xml:space="preserve"> — modifié — </w:t>
       </w:r>
-      <w:hyperlink w:history="1" r:id="rIdhcupsdr2lidahmmkscklr">
+      <w:hyperlink w:history="1" r:id="rIddekcph6wdmrwuqutofukd">
         <w:r>
           <w:rPr>
             <w:rStyle w:val="Hyperlink"/>
@@ -439,7 +439,7 @@
       <w:r>
         <w:t xml:space="preserve"> — modifié — </w:t>
       </w:r>
-      <w:hyperlink w:history="1" r:id="rIdek0ojxtu20tw8b0tpklsk">
+      <w:hyperlink w:history="1" r:id="rIddubmotvhogtxyjthcdthr">
         <w:r>
           <w:rPr>
             <w:rStyle w:val="Hyperlink"/>
@@ -476,7 +476,7 @@
       <w:r>
         <w:t xml:space="preserve"> — modifié — </w:t>
       </w:r>
-      <w:hyperlink w:history="1" r:id="rIdoos_sj0dlyhifqkpdns11">
+      <w:hyperlink w:history="1" r:id="rIdushy9bg4jglcdoxbm6hl0">
         <w:r>
           <w:rPr>
             <w:rStyle w:val="Hyperlink"/>
@@ -513,7 +513,7 @@
       <w:r>
         <w:t xml:space="preserve"> — modifié — </w:t>
       </w:r>
-      <w:hyperlink w:history="1" r:id="rIdlx9cnwnrr99rqvh0qmd2v">
+      <w:hyperlink w:history="1" r:id="rIdlpxb06j5fb8xkeicfkeat">
         <w:r>
           <w:rPr>
             <w:rStyle w:val="Hyperlink"/>
@@ -542,7 +542,7 @@
       <w:r>
         <w:t xml:space="preserve"> — modifié — </w:t>
       </w:r>
-      <w:hyperlink w:history="1" r:id="rIdd5taty_h7shyj5ll37j16">
+      <w:hyperlink w:history="1" r:id="rIdwrpcxvbdrl_oorovt6tmm">
         <w:r>
           <w:rPr>
             <w:rStyle w:val="Hyperlink"/>

--- a/docs/developpement/phases/word/PHASE_28_LOGO_OFFICIEL_V2.docx
+++ b/docs/developpement/phases/word/PHASE_28_LOGO_OFFICIEL_V2.docx
@@ -20,7 +20,7 @@
       <w:r>
         <w:t xml:space="preserve">FlaiX Expert · dossier de développement · généré le 2026-10-04 depuis le dépôt </w:t>
       </w:r>
-      <w:hyperlink w:history="1" r:id="rIdjsmy9dky6vrmovhkase9c">
+      <w:hyperlink w:history="1" r:id="rIddvurtliz2smqnegtsxau6">
         <w:r>
           <w:rPr>
             <w:rStyle w:val="Hyperlink"/>
@@ -362,7 +362,7 @@
           <w:numId w:val="2"/>
         </w:numPr>
       </w:pPr>
-      <w:hyperlink w:history="1" r:id="rIdblzzefi_qqapt23qdepre">
+      <w:hyperlink w:history="1" r:id="rIdzgm58sgo4ke8vu064xpa2">
         <w:r>
           <w:rPr>
             <w:rStyle w:val="Hyperlink"/>
@@ -410,7 +410,7 @@
       <w:r>
         <w:t xml:space="preserve"> — modifié — </w:t>
       </w:r>
-      <w:hyperlink w:history="1" r:id="rIddekcph6wdmrwuqutofukd">
+      <w:hyperlink w:history="1" r:id="rIdloi5_2exkr3jglhl8vscd">
         <w:r>
           <w:rPr>
             <w:rStyle w:val="Hyperlink"/>
@@ -439,7 +439,7 @@
       <w:r>
         <w:t xml:space="preserve"> — modifié — </w:t>
       </w:r>
-      <w:hyperlink w:history="1" r:id="rIddubmotvhogtxyjthcdthr">
+      <w:hyperlink w:history="1" r:id="rIdun0137vr6jgfxu81j_vvr">
         <w:r>
           <w:rPr>
             <w:rStyle w:val="Hyperlink"/>
@@ -476,7 +476,7 @@
       <w:r>
         <w:t xml:space="preserve"> — modifié — </w:t>
       </w:r>
-      <w:hyperlink w:history="1" r:id="rIdushy9bg4jglcdoxbm6hl0">
+      <w:hyperlink w:history="1" r:id="rIdf7gy7rdmeli8g_bq0_qnq">
         <w:r>
           <w:rPr>
             <w:rStyle w:val="Hyperlink"/>
@@ -513,7 +513,7 @@
       <w:r>
         <w:t xml:space="preserve"> — modifié — </w:t>
       </w:r>
-      <w:hyperlink w:history="1" r:id="rIdlpxb06j5fb8xkeicfkeat">
+      <w:hyperlink w:history="1" r:id="rIdecdirwfno1dkunjkdwllo">
         <w:r>
           <w:rPr>
             <w:rStyle w:val="Hyperlink"/>
@@ -542,7 +542,7 @@
       <w:r>
         <w:t xml:space="preserve"> — modifié — </w:t>
       </w:r>
-      <w:hyperlink w:history="1" r:id="rIdwrpcxvbdrl_oorovt6tmm">
+      <w:hyperlink w:history="1" r:id="rIdcifadh38bobpj8xnl0w5a">
         <w:r>
           <w:rPr>
             <w:rStyle w:val="Hyperlink"/>

--- a/docs/developpement/phases/word/PHASE_28_LOGO_OFFICIEL_V2.docx
+++ b/docs/developpement/phases/word/PHASE_28_LOGO_OFFICIEL_V2.docx
@@ -20,7 +20,7 @@
       <w:r>
         <w:t xml:space="preserve">FlaiX Expert · dossier de développement · généré le 2026-10-04 depuis le dépôt </w:t>
       </w:r>
-      <w:hyperlink w:history="1" r:id="rIddvurtliz2smqnegtsxau6">
+      <w:hyperlink w:history="1" r:id="rIdb-tnjirkck3uljielfjtp">
         <w:r>
           <w:rPr>
             <w:rStyle w:val="Hyperlink"/>
@@ -362,7 +362,7 @@
           <w:numId w:val="2"/>
         </w:numPr>
       </w:pPr>
-      <w:hyperlink w:history="1" r:id="rIdzgm58sgo4ke8vu064xpa2">
+      <w:hyperlink w:history="1" r:id="rIdjw-yjl6pkbghxxqquksrl">
         <w:r>
           <w:rPr>
             <w:rStyle w:val="Hyperlink"/>
@@ -410,7 +410,7 @@
       <w:r>
         <w:t xml:space="preserve"> — modifié — </w:t>
       </w:r>
-      <w:hyperlink w:history="1" r:id="rIdloi5_2exkr3jglhl8vscd">
+      <w:hyperlink w:history="1" r:id="rIdnygoxawddvbbpwlpphjkq">
         <w:r>
           <w:rPr>
             <w:rStyle w:val="Hyperlink"/>
@@ -439,7 +439,7 @@
       <w:r>
         <w:t xml:space="preserve"> — modifié — </w:t>
       </w:r>
-      <w:hyperlink w:history="1" r:id="rIdun0137vr6jgfxu81j_vvr">
+      <w:hyperlink w:history="1" r:id="rId8bk_drxoeefrbgv6u3_sm">
         <w:r>
           <w:rPr>
             <w:rStyle w:val="Hyperlink"/>
@@ -476,7 +476,7 @@
       <w:r>
         <w:t xml:space="preserve"> — modifié — </w:t>
       </w:r>
-      <w:hyperlink w:history="1" r:id="rIdf7gy7rdmeli8g_bq0_qnq">
+      <w:hyperlink w:history="1" r:id="rIdanhbfz-fwzra3czd-elk4">
         <w:r>
           <w:rPr>
             <w:rStyle w:val="Hyperlink"/>
@@ -513,7 +513,7 @@
       <w:r>
         <w:t xml:space="preserve"> — modifié — </w:t>
       </w:r>
-      <w:hyperlink w:history="1" r:id="rIdecdirwfno1dkunjkdwllo">
+      <w:hyperlink w:history="1" r:id="rId0uxlpaubzkgstmicrof2l">
         <w:r>
           <w:rPr>
             <w:rStyle w:val="Hyperlink"/>
@@ -542,7 +542,7 @@
       <w:r>
         <w:t xml:space="preserve"> — modifié — </w:t>
       </w:r>
-      <w:hyperlink w:history="1" r:id="rIdcifadh38bobpj8xnl0w5a">
+      <w:hyperlink w:history="1" r:id="rId0rmu_bmfxfnuubbsydabl">
         <w:r>
           <w:rPr>
             <w:rStyle w:val="Hyperlink"/>

--- a/docs/developpement/phases/word/PHASE_28_LOGO_OFFICIEL_V2.docx
+++ b/docs/developpement/phases/word/PHASE_28_LOGO_OFFICIEL_V2.docx
@@ -20,7 +20,7 @@
       <w:r>
         <w:t xml:space="preserve">FlaiX Expert · dossier de développement · généré le 2026-10-04 depuis le dépôt </w:t>
       </w:r>
-      <w:hyperlink w:history="1" r:id="rIdb-tnjirkck3uljielfjtp">
+      <w:hyperlink w:history="1" r:id="rIdfc4xz8h-5whsyx4zpyjmf">
         <w:r>
           <w:rPr>
             <w:rStyle w:val="Hyperlink"/>
@@ -362,7 +362,7 @@
           <w:numId w:val="2"/>
         </w:numPr>
       </w:pPr>
-      <w:hyperlink w:history="1" r:id="rIdjw-yjl6pkbghxxqquksrl">
+      <w:hyperlink w:history="1" r:id="rIdnz_eq04gajhkm_zekkvn4">
         <w:r>
           <w:rPr>
             <w:rStyle w:val="Hyperlink"/>
@@ -410,7 +410,7 @@
       <w:r>
         <w:t xml:space="preserve"> — modifié — </w:t>
       </w:r>
-      <w:hyperlink w:history="1" r:id="rIdnygoxawddvbbpwlpphjkq">
+      <w:hyperlink w:history="1" r:id="rIdqa9ed7ykkcxy1soyc0axn">
         <w:r>
           <w:rPr>
             <w:rStyle w:val="Hyperlink"/>
@@ -439,7 +439,7 @@
       <w:r>
         <w:t xml:space="preserve"> — modifié — </w:t>
       </w:r>
-      <w:hyperlink w:history="1" r:id="rId8bk_drxoeefrbgv6u3_sm">
+      <w:hyperlink w:history="1" r:id="rIdfosohg7znd01fgcscpaxz">
         <w:r>
           <w:rPr>
             <w:rStyle w:val="Hyperlink"/>
@@ -476,7 +476,7 @@
       <w:r>
         <w:t xml:space="preserve"> — modifié — </w:t>
       </w:r>
-      <w:hyperlink w:history="1" r:id="rIdanhbfz-fwzra3czd-elk4">
+      <w:hyperlink w:history="1" r:id="rIdffcb-hy1bt7etgbpfjmpc">
         <w:r>
           <w:rPr>
             <w:rStyle w:val="Hyperlink"/>
@@ -513,7 +513,7 @@
       <w:r>
         <w:t xml:space="preserve"> — modifié — </w:t>
       </w:r>
-      <w:hyperlink w:history="1" r:id="rId0uxlpaubzkgstmicrof2l">
+      <w:hyperlink w:history="1" r:id="rIdqb6awcrjk06dbcgjordpy">
         <w:r>
           <w:rPr>
             <w:rStyle w:val="Hyperlink"/>
@@ -542,7 +542,7 @@
       <w:r>
         <w:t xml:space="preserve"> — modifié — </w:t>
       </w:r>
-      <w:hyperlink w:history="1" r:id="rId0rmu_bmfxfnuubbsydabl">
+      <w:hyperlink w:history="1" r:id="rIdhliizevjhosvyabxbsif3">
         <w:r>
           <w:rPr>
             <w:rStyle w:val="Hyperlink"/>

--- a/docs/developpement/phases/word/PHASE_28_LOGO_OFFICIEL_V2.docx
+++ b/docs/developpement/phases/word/PHASE_28_LOGO_OFFICIEL_V2.docx
@@ -18,9 +18,9 @@
         <w:shd w:fill="F6F3FF" w:color="auto" w:val="clear"/>
       </w:pPr>
       <w:r>
-        <w:t xml:space="preserve">FlaiX Expert · dossier de développement · généré le 2026-10-04 depuis le dépôt </w:t>
-      </w:r>
-      <w:hyperlink w:history="1" r:id="rIdfc4xz8h-5whsyx4zpyjmf">
+        <w:t xml:space="preserve">FlaiX Expert · dossier de développement · généré le 2026-10-19 depuis le dépôt </w:t>
+      </w:r>
+      <w:hyperlink w:history="1" r:id="rIduya4ad2b0ocfg2dnmtffn">
         <w:r>
           <w:rPr>
             <w:rStyle w:val="Hyperlink"/>
@@ -362,7 +362,7 @@
           <w:numId w:val="2"/>
         </w:numPr>
       </w:pPr>
-      <w:hyperlink w:history="1" r:id="rIdnz_eq04gajhkm_zekkvn4">
+      <w:hyperlink w:history="1" r:id="rIdacmhqpngfr88w_sy25y3s">
         <w:r>
           <w:rPr>
             <w:rStyle w:val="Hyperlink"/>
@@ -410,7 +410,7 @@
       <w:r>
         <w:t xml:space="preserve"> — modifié — </w:t>
       </w:r>
-      <w:hyperlink w:history="1" r:id="rIdqa9ed7ykkcxy1soyc0axn">
+      <w:hyperlink w:history="1" r:id="rIdnlqc0nhpykjdas57jwmmc">
         <w:r>
           <w:rPr>
             <w:rStyle w:val="Hyperlink"/>
@@ -439,7 +439,7 @@
       <w:r>
         <w:t xml:space="preserve"> — modifié — </w:t>
       </w:r>
-      <w:hyperlink w:history="1" r:id="rIdfosohg7znd01fgcscpaxz">
+      <w:hyperlink w:history="1" r:id="rIdu8hbii8waldcvl9351_cu">
         <w:r>
           <w:rPr>
             <w:rStyle w:val="Hyperlink"/>
@@ -476,7 +476,7 @@
       <w:r>
         <w:t xml:space="preserve"> — modifié — </w:t>
       </w:r>
-      <w:hyperlink w:history="1" r:id="rIdffcb-hy1bt7etgbpfjmpc">
+      <w:hyperlink w:history="1" r:id="rIdn5bvymzqoyoq_xks5n5dp">
         <w:r>
           <w:rPr>
             <w:rStyle w:val="Hyperlink"/>
@@ -513,7 +513,7 @@
       <w:r>
         <w:t xml:space="preserve"> — modifié — </w:t>
       </w:r>
-      <w:hyperlink w:history="1" r:id="rIdqb6awcrjk06dbcgjordpy">
+      <w:hyperlink w:history="1" r:id="rId_y5qbzhp6ku9y7sv0o15d">
         <w:r>
           <w:rPr>
             <w:rStyle w:val="Hyperlink"/>
@@ -542,7 +542,7 @@
       <w:r>
         <w:t xml:space="preserve"> — modifié — </w:t>
       </w:r>
-      <w:hyperlink w:history="1" r:id="rIdhliizevjhosvyabxbsif3">
+      <w:hyperlink w:history="1" r:id="rIdomauzqeey2ckxdttl1cqp">
         <w:r>
           <w:rPr>
             <w:rStyle w:val="Hyperlink"/>

--- a/docs/developpement/phases/word/PHASE_28_LOGO_OFFICIEL_V2.docx
+++ b/docs/developpement/phases/word/PHASE_28_LOGO_OFFICIEL_V2.docx
@@ -20,7 +20,7 @@
       <w:r>
         <w:t xml:space="preserve">FlaiX Expert · dossier de développement · généré le 2026-10-19 depuis le dépôt </w:t>
       </w:r>
-      <w:hyperlink w:history="1" r:id="rIduya4ad2b0ocfg2dnmtffn">
+      <w:hyperlink w:history="1" r:id="rIde78xivqixfmbve3xsssvs">
         <w:r>
           <w:rPr>
             <w:rStyle w:val="Hyperlink"/>
@@ -362,7 +362,7 @@
           <w:numId w:val="2"/>
         </w:numPr>
       </w:pPr>
-      <w:hyperlink w:history="1" r:id="rIdacmhqpngfr88w_sy25y3s">
+      <w:hyperlink w:history="1" r:id="rIdx-dt_3haraco4kqnkbf4r">
         <w:r>
           <w:rPr>
             <w:rStyle w:val="Hyperlink"/>
@@ -410,7 +410,7 @@
       <w:r>
         <w:t xml:space="preserve"> — modifié — </w:t>
       </w:r>
-      <w:hyperlink w:history="1" r:id="rIdnlqc0nhpykjdas57jwmmc">
+      <w:hyperlink w:history="1" r:id="rId6s6nvdooz3noxofvjl3w3">
         <w:r>
           <w:rPr>
             <w:rStyle w:val="Hyperlink"/>
@@ -439,7 +439,7 @@
       <w:r>
         <w:t xml:space="preserve"> — modifié — </w:t>
       </w:r>
-      <w:hyperlink w:history="1" r:id="rIdu8hbii8waldcvl9351_cu">
+      <w:hyperlink w:history="1" r:id="rId0-jbm-jjhcsuw1hawbanp">
         <w:r>
           <w:rPr>
             <w:rStyle w:val="Hyperlink"/>
@@ -476,7 +476,7 @@
       <w:r>
         <w:t xml:space="preserve"> — modifié — </w:t>
       </w:r>
-      <w:hyperlink w:history="1" r:id="rIdn5bvymzqoyoq_xks5n5dp">
+      <w:hyperlink w:history="1" r:id="rIdkk1hzml-jhd2m65fqm-dc">
         <w:r>
           <w:rPr>
             <w:rStyle w:val="Hyperlink"/>
@@ -513,7 +513,7 @@
       <w:r>
         <w:t xml:space="preserve"> — modifié — </w:t>
       </w:r>
-      <w:hyperlink w:history="1" r:id="rId_y5qbzhp6ku9y7sv0o15d">
+      <w:hyperlink w:history="1" r:id="rIdjtkw7xmx8rmb6b-gzn3te">
         <w:r>
           <w:rPr>
             <w:rStyle w:val="Hyperlink"/>
@@ -542,7 +542,7 @@
       <w:r>
         <w:t xml:space="preserve"> — modifié — </w:t>
       </w:r>
-      <w:hyperlink w:history="1" r:id="rIdomauzqeey2ckxdttl1cqp">
+      <w:hyperlink w:history="1" r:id="rIdz-7meqtg-_ntafupfpjfa">
         <w:r>
           <w:rPr>
             <w:rStyle w:val="Hyperlink"/>

--- a/docs/developpement/phases/word/PHASE_28_LOGO_OFFICIEL_V2.docx
+++ b/docs/developpement/phases/word/PHASE_28_LOGO_OFFICIEL_V2.docx
@@ -20,7 +20,7 @@
       <w:r>
         <w:t xml:space="preserve">FlaiX Expert · dossier de développement · généré le 2026-10-19 depuis le dépôt </w:t>
       </w:r>
-      <w:hyperlink w:history="1" r:id="rIde78xivqixfmbve3xsssvs">
+      <w:hyperlink w:history="1" r:id="rIdzs4p4gwhcbje2paeaeh06">
         <w:r>
           <w:rPr>
             <w:rStyle w:val="Hyperlink"/>
@@ -362,7 +362,7 @@
           <w:numId w:val="2"/>
         </w:numPr>
       </w:pPr>
-      <w:hyperlink w:history="1" r:id="rIdx-dt_3haraco4kqnkbf4r">
+      <w:hyperlink w:history="1" r:id="rIdpvbrzgnwvxfifuhwp-prm">
         <w:r>
           <w:rPr>
             <w:rStyle w:val="Hyperlink"/>
@@ -410,7 +410,7 @@
       <w:r>
         <w:t xml:space="preserve"> — modifié — </w:t>
       </w:r>
-      <w:hyperlink w:history="1" r:id="rId6s6nvdooz3noxofvjl3w3">
+      <w:hyperlink w:history="1" r:id="rIda4zivy31t2ofzevuihcaj">
         <w:r>
           <w:rPr>
             <w:rStyle w:val="Hyperlink"/>
@@ -439,7 +439,7 @@
       <w:r>
         <w:t xml:space="preserve"> — modifié — </w:t>
       </w:r>
-      <w:hyperlink w:history="1" r:id="rId0-jbm-jjhcsuw1hawbanp">
+      <w:hyperlink w:history="1" r:id="rIdk3keax48_vr-frsh9iuvf">
         <w:r>
           <w:rPr>
             <w:rStyle w:val="Hyperlink"/>
@@ -476,7 +476,7 @@
       <w:r>
         <w:t xml:space="preserve"> — modifié — </w:t>
       </w:r>
-      <w:hyperlink w:history="1" r:id="rIdkk1hzml-jhd2m65fqm-dc">
+      <w:hyperlink w:history="1" r:id="rIdiyzq4heinoff0iecgcuq7">
         <w:r>
           <w:rPr>
             <w:rStyle w:val="Hyperlink"/>
@@ -513,7 +513,7 @@
       <w:r>
         <w:t xml:space="preserve"> — modifié — </w:t>
       </w:r>
-      <w:hyperlink w:history="1" r:id="rIdjtkw7xmx8rmb6b-gzn3te">
+      <w:hyperlink w:history="1" r:id="rId5jabdioxh9eahbymmq3ev">
         <w:r>
           <w:rPr>
             <w:rStyle w:val="Hyperlink"/>
@@ -542,7 +542,7 @@
       <w:r>
         <w:t xml:space="preserve"> — modifié — </w:t>
       </w:r>
-      <w:hyperlink w:history="1" r:id="rIdz-7meqtg-_ntafupfpjfa">
+      <w:hyperlink w:history="1" r:id="rIdff7q-7g5i4mmywjkssp0v">
         <w:r>
           <w:rPr>
             <w:rStyle w:val="Hyperlink"/>

--- a/docs/developpement/phases/word/PHASE_28_LOGO_OFFICIEL_V2.docx
+++ b/docs/developpement/phases/word/PHASE_28_LOGO_OFFICIEL_V2.docx
@@ -20,7 +20,7 @@
       <w:r>
         <w:t xml:space="preserve">FlaiX Expert · dossier de développement · généré le 2026-10-19 depuis le dépôt </w:t>
       </w:r>
-      <w:hyperlink w:history="1" r:id="rIdzs4p4gwhcbje2paeaeh06">
+      <w:hyperlink w:history="1" r:id="rIdibdlpoks3bmkhfb9qjhl7">
         <w:r>
           <w:rPr>
             <w:rStyle w:val="Hyperlink"/>
@@ -362,7 +362,7 @@
           <w:numId w:val="2"/>
         </w:numPr>
       </w:pPr>
-      <w:hyperlink w:history="1" r:id="rIdpvbrzgnwvxfifuhwp-prm">
+      <w:hyperlink w:history="1" r:id="rId1uz_oz9zutqs2i4rdxhso">
         <w:r>
           <w:rPr>
             <w:rStyle w:val="Hyperlink"/>
@@ -410,7 +410,7 @@
       <w:r>
         <w:t xml:space="preserve"> — modifié — </w:t>
       </w:r>
-      <w:hyperlink w:history="1" r:id="rIda4zivy31t2ofzevuihcaj">
+      <w:hyperlink w:history="1" r:id="rId6u9tgfud6nhj8zfov6s8n">
         <w:r>
           <w:rPr>
             <w:rStyle w:val="Hyperlink"/>
@@ -439,7 +439,7 @@
       <w:r>
         <w:t xml:space="preserve"> — modifié — </w:t>
       </w:r>
-      <w:hyperlink w:history="1" r:id="rIdk3keax48_vr-frsh9iuvf">
+      <w:hyperlink w:history="1" r:id="rIdm-rfxwlfu2hufoqto48os">
         <w:r>
           <w:rPr>
             <w:rStyle w:val="Hyperlink"/>
@@ -476,7 +476,7 @@
       <w:r>
         <w:t xml:space="preserve"> — modifié — </w:t>
       </w:r>
-      <w:hyperlink w:history="1" r:id="rIdiyzq4heinoff0iecgcuq7">
+      <w:hyperlink w:history="1" r:id="rIdlp9wmx1viq6qmqnzdvnop">
         <w:r>
           <w:rPr>
             <w:rStyle w:val="Hyperlink"/>
@@ -513,7 +513,7 @@
       <w:r>
         <w:t xml:space="preserve"> — modifié — </w:t>
       </w:r>
-      <w:hyperlink w:history="1" r:id="rId5jabdioxh9eahbymmq3ev">
+      <w:hyperlink w:history="1" r:id="rIdplu7z4ufzynn6tno2cslp">
         <w:r>
           <w:rPr>
             <w:rStyle w:val="Hyperlink"/>
@@ -542,7 +542,7 @@
       <w:r>
         <w:t xml:space="preserve"> — modifié — </w:t>
       </w:r>
-      <w:hyperlink w:history="1" r:id="rIdff7q-7g5i4mmywjkssp0v">
+      <w:hyperlink w:history="1" r:id="rIdt8y5u2rqvirihcgjoao6e">
         <w:r>
           <w:rPr>
             <w:rStyle w:val="Hyperlink"/>

--- a/docs/developpement/phases/word/PHASE_28_LOGO_OFFICIEL_V2.docx
+++ b/docs/developpement/phases/word/PHASE_28_LOGO_OFFICIEL_V2.docx
@@ -20,7 +20,7 @@
       <w:r>
         <w:t xml:space="preserve">FlaiX Expert · dossier de développement · généré le 2026-10-19 depuis le dépôt </w:t>
       </w:r>
-      <w:hyperlink w:history="1" r:id="rIdibdlpoks3bmkhfb9qjhl7">
+      <w:hyperlink w:history="1" r:id="rIdssn45e4bmiqhxdv93nm4_">
         <w:r>
           <w:rPr>
             <w:rStyle w:val="Hyperlink"/>
@@ -362,7 +362,7 @@
           <w:numId w:val="2"/>
         </w:numPr>
       </w:pPr>
-      <w:hyperlink w:history="1" r:id="rId1uz_oz9zutqs2i4rdxhso">
+      <w:hyperlink w:history="1" r:id="rIdzkqyafzxmqb6waqpsdjm5">
         <w:r>
           <w:rPr>
             <w:rStyle w:val="Hyperlink"/>
@@ -410,7 +410,7 @@
       <w:r>
         <w:t xml:space="preserve"> — modifié — </w:t>
       </w:r>
-      <w:hyperlink w:history="1" r:id="rId6u9tgfud6nhj8zfov6s8n">
+      <w:hyperlink w:history="1" r:id="rIdqtrkr4y7w4yfvi9r0dunb">
         <w:r>
           <w:rPr>
             <w:rStyle w:val="Hyperlink"/>
@@ -439,7 +439,7 @@
       <w:r>
         <w:t xml:space="preserve"> — modifié — </w:t>
       </w:r>
-      <w:hyperlink w:history="1" r:id="rIdm-rfxwlfu2hufoqto48os">
+      <w:hyperlink w:history="1" r:id="rIdksaquojrr4bstmoene6wr">
         <w:r>
           <w:rPr>
             <w:rStyle w:val="Hyperlink"/>
@@ -476,7 +476,7 @@
       <w:r>
         <w:t xml:space="preserve"> — modifié — </w:t>
       </w:r>
-      <w:hyperlink w:history="1" r:id="rIdlp9wmx1viq6qmqnzdvnop">
+      <w:hyperlink w:history="1" r:id="rId235r60vxvffbouh9goxbh">
         <w:r>
           <w:rPr>
             <w:rStyle w:val="Hyperlink"/>
@@ -513,7 +513,7 @@
       <w:r>
         <w:t xml:space="preserve"> — modifié — </w:t>
       </w:r>
-      <w:hyperlink w:history="1" r:id="rIdplu7z4ufzynn6tno2cslp">
+      <w:hyperlink w:history="1" r:id="rId44aw_3imddz_nnxtbtts2">
         <w:r>
           <w:rPr>
             <w:rStyle w:val="Hyperlink"/>
@@ -542,7 +542,7 @@
       <w:r>
         <w:t xml:space="preserve"> — modifié — </w:t>
       </w:r>
-      <w:hyperlink w:history="1" r:id="rIdt8y5u2rqvirihcgjoao6e">
+      <w:hyperlink w:history="1" r:id="rIdbeh5u5j4ds5t8m29xhisg">
         <w:r>
           <w:rPr>
             <w:rStyle w:val="Hyperlink"/>

--- a/docs/developpement/phases/word/PHASE_28_LOGO_OFFICIEL_V2.docx
+++ b/docs/developpement/phases/word/PHASE_28_LOGO_OFFICIEL_V2.docx
@@ -18,9 +18,9 @@
         <w:shd w:fill="F6F3FF" w:color="auto" w:val="clear"/>
       </w:pPr>
       <w:r>
-        <w:t xml:space="preserve">FlaiX Expert · dossier de développement · généré le 2026-10-19 depuis le dépôt </w:t>
-      </w:r>
-      <w:hyperlink w:history="1" r:id="rIdssn45e4bmiqhxdv93nm4_">
+        <w:t xml:space="preserve">FlaiX Expert · dossier de développement · généré le 2026-10-21 depuis le dépôt </w:t>
+      </w:r>
+      <w:hyperlink w:history="1" r:id="rIdot4e3lpp0hsbgleqjamon">
         <w:r>
           <w:rPr>
             <w:rStyle w:val="Hyperlink"/>
@@ -362,7 +362,7 @@
           <w:numId w:val="2"/>
         </w:numPr>
       </w:pPr>
-      <w:hyperlink w:history="1" r:id="rIdzkqyafzxmqb6waqpsdjm5">
+      <w:hyperlink w:history="1" r:id="rIdcsg1cq6cveje0p75t6pyd">
         <w:r>
           <w:rPr>
             <w:rStyle w:val="Hyperlink"/>
@@ -410,7 +410,7 @@
       <w:r>
         <w:t xml:space="preserve"> — modifié — </w:t>
       </w:r>
-      <w:hyperlink w:history="1" r:id="rIdqtrkr4y7w4yfvi9r0dunb">
+      <w:hyperlink w:history="1" r:id="rIducmnmrcfexy9hjecswz_u">
         <w:r>
           <w:rPr>
             <w:rStyle w:val="Hyperlink"/>
@@ -439,7 +439,7 @@
       <w:r>
         <w:t xml:space="preserve"> — modifié — </w:t>
       </w:r>
-      <w:hyperlink w:history="1" r:id="rIdksaquojrr4bstmoene6wr">
+      <w:hyperlink w:history="1" r:id="rIdlx88nwec0l_xd1rwztnux">
         <w:r>
           <w:rPr>
             <w:rStyle w:val="Hyperlink"/>
@@ -476,7 +476,7 @@
       <w:r>
         <w:t xml:space="preserve"> — modifié — </w:t>
       </w:r>
-      <w:hyperlink w:history="1" r:id="rId235r60vxvffbouh9goxbh">
+      <w:hyperlink w:history="1" r:id="rIdevefn-1vlv1lftzo9kvdx">
         <w:r>
           <w:rPr>
             <w:rStyle w:val="Hyperlink"/>
@@ -513,7 +513,7 @@
       <w:r>
         <w:t xml:space="preserve"> — modifié — </w:t>
       </w:r>
-      <w:hyperlink w:history="1" r:id="rId44aw_3imddz_nnxtbtts2">
+      <w:hyperlink w:history="1" r:id="rIdfmxwd3kadfanh6qvfztfe">
         <w:r>
           <w:rPr>
             <w:rStyle w:val="Hyperlink"/>
@@ -542,7 +542,7 @@
       <w:r>
         <w:t xml:space="preserve"> — modifié — </w:t>
       </w:r>
-      <w:hyperlink w:history="1" r:id="rIdbeh5u5j4ds5t8m29xhisg">
+      <w:hyperlink w:history="1" r:id="rIdwvs0zfuue6hkqv_-whldh">
         <w:r>
           <w:rPr>
             <w:rStyle w:val="Hyperlink"/>

--- a/docs/developpement/phases/word/PHASE_28_LOGO_OFFICIEL_V2.docx
+++ b/docs/developpement/phases/word/PHASE_28_LOGO_OFFICIEL_V2.docx
@@ -20,7 +20,7 @@
       <w:r>
         <w:t xml:space="preserve">FlaiX Expert · dossier de développement · généré le 2026-10-21 depuis le dépôt </w:t>
       </w:r>
-      <w:hyperlink w:history="1" r:id="rIdot4e3lpp0hsbgleqjamon">
+      <w:hyperlink w:history="1" r:id="rIdqfb_zl7x-qd2vzdz2znen">
         <w:r>
           <w:rPr>
             <w:rStyle w:val="Hyperlink"/>
@@ -362,7 +362,7 @@
           <w:numId w:val="2"/>
         </w:numPr>
       </w:pPr>
-      <w:hyperlink w:history="1" r:id="rIdcsg1cq6cveje0p75t6pyd">
+      <w:hyperlink w:history="1" r:id="rIdjge5unops-ftsvpgcvizn">
         <w:r>
           <w:rPr>
             <w:rStyle w:val="Hyperlink"/>
@@ -410,7 +410,7 @@
       <w:r>
         <w:t xml:space="preserve"> — modifié — </w:t>
       </w:r>
-      <w:hyperlink w:history="1" r:id="rIducmnmrcfexy9hjecswz_u">
+      <w:hyperlink w:history="1" r:id="rIddvsrw2gdavtn07vzwevxa">
         <w:r>
           <w:rPr>
             <w:rStyle w:val="Hyperlink"/>
@@ -439,7 +439,7 @@
       <w:r>
         <w:t xml:space="preserve"> — modifié — </w:t>
       </w:r>
-      <w:hyperlink w:history="1" r:id="rIdlx88nwec0l_xd1rwztnux">
+      <w:hyperlink w:history="1" r:id="rIdxphw65bskelie9xrox-dd">
         <w:r>
           <w:rPr>
             <w:rStyle w:val="Hyperlink"/>
@@ -476,7 +476,7 @@
       <w:r>
         <w:t xml:space="preserve"> — modifié — </w:t>
       </w:r>
-      <w:hyperlink w:history="1" r:id="rIdevefn-1vlv1lftzo9kvdx">
+      <w:hyperlink w:history="1" r:id="rId6cwohg1gloaqnuuqj0ztt">
         <w:r>
           <w:rPr>
             <w:rStyle w:val="Hyperlink"/>
@@ -513,7 +513,7 @@
       <w:r>
         <w:t xml:space="preserve"> — modifié — </w:t>
       </w:r>
-      <w:hyperlink w:history="1" r:id="rIdfmxwd3kadfanh6qvfztfe">
+      <w:hyperlink w:history="1" r:id="rIdo9ffyldnb4pii0l6mwv4o">
         <w:r>
           <w:rPr>
             <w:rStyle w:val="Hyperlink"/>
@@ -542,7 +542,7 @@
       <w:r>
         <w:t xml:space="preserve"> — modifié — </w:t>
       </w:r>
-      <w:hyperlink w:history="1" r:id="rIdwvs0zfuue6hkqv_-whldh">
+      <w:hyperlink w:history="1" r:id="rId7kdcqmv0c-k7r8hgbkqzf">
         <w:r>
           <w:rPr>
             <w:rStyle w:val="Hyperlink"/>

--- a/docs/developpement/phases/word/PHASE_28_LOGO_OFFICIEL_V2.docx
+++ b/docs/developpement/phases/word/PHASE_28_LOGO_OFFICIEL_V2.docx
@@ -18,9 +18,9 @@
         <w:shd w:fill="F6F3FF" w:color="auto" w:val="clear"/>
       </w:pPr>
       <w:r>
-        <w:t xml:space="preserve">FlaiX Expert · dossier de développement · généré le 2026-10-21 depuis le dépôt </w:t>
-      </w:r>
-      <w:hyperlink w:history="1" r:id="rIdqfb_zl7x-qd2vzdz2znen">
+        <w:t xml:space="preserve">FlaiX Expert · dossier de développement · généré le 2026-10-23 depuis le dépôt </w:t>
+      </w:r>
+      <w:hyperlink w:history="1" r:id="rIdxvp5p6ex9kzqrkzsmmdmd">
         <w:r>
           <w:rPr>
             <w:rStyle w:val="Hyperlink"/>
@@ -362,7 +362,7 @@
           <w:numId w:val="2"/>
         </w:numPr>
       </w:pPr>
-      <w:hyperlink w:history="1" r:id="rIdjge5unops-ftsvpgcvizn">
+      <w:hyperlink w:history="1" r:id="rIdb4l5ck0f8lczswtand0la">
         <w:r>
           <w:rPr>
             <w:rStyle w:val="Hyperlink"/>
@@ -410,7 +410,7 @@
       <w:r>
         <w:t xml:space="preserve"> — modifié — </w:t>
       </w:r>
-      <w:hyperlink w:history="1" r:id="rIddvsrw2gdavtn07vzwevxa">
+      <w:hyperlink w:history="1" r:id="rIdwzm7cwm0jx0tsjaxc5d2s">
         <w:r>
           <w:rPr>
             <w:rStyle w:val="Hyperlink"/>
@@ -439,7 +439,7 @@
       <w:r>
         <w:t xml:space="preserve"> — modifié — </w:t>
       </w:r>
-      <w:hyperlink w:history="1" r:id="rIdxphw65bskelie9xrox-dd">
+      <w:hyperlink w:history="1" r:id="rIdwnrupq6ah2zn56ktwq9xj">
         <w:r>
           <w:rPr>
             <w:rStyle w:val="Hyperlink"/>
@@ -476,7 +476,7 @@
       <w:r>
         <w:t xml:space="preserve"> — modifié — </w:t>
       </w:r>
-      <w:hyperlink w:history="1" r:id="rId6cwohg1gloaqnuuqj0ztt">
+      <w:hyperlink w:history="1" r:id="rIdvxms4e-ofal2vnt4d3n-o">
         <w:r>
           <w:rPr>
             <w:rStyle w:val="Hyperlink"/>
@@ -513,7 +513,7 @@
       <w:r>
         <w:t xml:space="preserve"> — modifié — </w:t>
       </w:r>
-      <w:hyperlink w:history="1" r:id="rIdo9ffyldnb4pii0l6mwv4o">
+      <w:hyperlink w:history="1" r:id="rIdiushkgtql83jx_bxkmkuz">
         <w:r>
           <w:rPr>
             <w:rStyle w:val="Hyperlink"/>
@@ -542,7 +542,7 @@
       <w:r>
         <w:t xml:space="preserve"> — modifié — </w:t>
       </w:r>
-      <w:hyperlink w:history="1" r:id="rId7kdcqmv0c-k7r8hgbkqzf">
+      <w:hyperlink w:history="1" r:id="rId1kxcd4fwmogj3y_w5xixi">
         <w:r>
           <w:rPr>
             <w:rStyle w:val="Hyperlink"/>

--- a/docs/developpement/phases/word/PHASE_28_LOGO_OFFICIEL_V2.docx
+++ b/docs/developpement/phases/word/PHASE_28_LOGO_OFFICIEL_V2.docx
@@ -18,9 +18,9 @@
         <w:shd w:fill="F6F3FF" w:color="auto" w:val="clear"/>
       </w:pPr>
       <w:r>
-        <w:t xml:space="preserve">FlaiX Expert · dossier de développement · généré le 2026-10-23 depuis le dépôt </w:t>
-      </w:r>
-      <w:hyperlink w:history="1" r:id="rIdxvp5p6ex9kzqrkzsmmdmd">
+        <w:t xml:space="preserve">FlaiX Expert · dossier de développement · généré le 2026-10-24 depuis le dépôt </w:t>
+      </w:r>
+      <w:hyperlink w:history="1" r:id="rIdglwbxqjea__2fwgjuywuu">
         <w:r>
           <w:rPr>
             <w:rStyle w:val="Hyperlink"/>
@@ -362,7 +362,7 @@
           <w:numId w:val="2"/>
         </w:numPr>
       </w:pPr>
-      <w:hyperlink w:history="1" r:id="rIdb4l5ck0f8lczswtand0la">
+      <w:hyperlink w:history="1" r:id="rIdklcxiuqddr_w97yawddjk">
         <w:r>
           <w:rPr>
             <w:rStyle w:val="Hyperlink"/>
@@ -410,7 +410,7 @@
       <w:r>
         <w:t xml:space="preserve"> — modifié — </w:t>
       </w:r>
-      <w:hyperlink w:history="1" r:id="rIdwzm7cwm0jx0tsjaxc5d2s">
+      <w:hyperlink w:history="1" r:id="rIdgwep8q1hzdeznnj0wdr00">
         <w:r>
           <w:rPr>
             <w:rStyle w:val="Hyperlink"/>
@@ -439,7 +439,7 @@
       <w:r>
         <w:t xml:space="preserve"> — modifié — </w:t>
       </w:r>
-      <w:hyperlink w:history="1" r:id="rIdwnrupq6ah2zn56ktwq9xj">
+      <w:hyperlink w:history="1" r:id="rIdz4oo0f02js8lvlaucrqn9">
         <w:r>
           <w:rPr>
             <w:rStyle w:val="Hyperlink"/>
@@ -476,7 +476,7 @@
       <w:r>
         <w:t xml:space="preserve"> — modifié — </w:t>
       </w:r>
-      <w:hyperlink w:history="1" r:id="rIdvxms4e-ofal2vnt4d3n-o">
+      <w:hyperlink w:history="1" r:id="rIdql68csznzcbp6blf_qyez">
         <w:r>
           <w:rPr>
             <w:rStyle w:val="Hyperlink"/>
@@ -513,7 +513,7 @@
       <w:r>
         <w:t xml:space="preserve"> — modifié — </w:t>
       </w:r>
-      <w:hyperlink w:history="1" r:id="rIdiushkgtql83jx_bxkmkuz">
+      <w:hyperlink w:history="1" r:id="rIdao_occmkkymfwrszaodxo">
         <w:r>
           <w:rPr>
             <w:rStyle w:val="Hyperlink"/>
@@ -542,7 +542,7 @@
       <w:r>
         <w:t xml:space="preserve"> — modifié — </w:t>
       </w:r>
-      <w:hyperlink w:history="1" r:id="rId1kxcd4fwmogj3y_w5xixi">
+      <w:hyperlink w:history="1" r:id="rIdohxo-txsybbiwyu_delio">
         <w:r>
           <w:rPr>
             <w:rStyle w:val="Hyperlink"/>

--- a/docs/developpement/phases/word/PHASE_28_LOGO_OFFICIEL_V2.docx
+++ b/docs/developpement/phases/word/PHASE_28_LOGO_OFFICIEL_V2.docx
@@ -18,9 +18,9 @@
         <w:shd w:fill="F6F3FF" w:color="auto" w:val="clear"/>
       </w:pPr>
       <w:r>
-        <w:t xml:space="preserve">FlaiX Expert · dossier de développement · généré le 2026-10-24 depuis le dépôt </w:t>
-      </w:r>
-      <w:hyperlink w:history="1" r:id="rIdglwbxqjea__2fwgjuywuu">
+        <w:t xml:space="preserve">FlaiX Expert · dossier de développement · généré le 2026-10-25 depuis le dépôt </w:t>
+      </w:r>
+      <w:hyperlink w:history="1" r:id="rIdq9tnrekt0xdgvjejs_ggl">
         <w:r>
           <w:rPr>
             <w:rStyle w:val="Hyperlink"/>
@@ -362,7 +362,7 @@
           <w:numId w:val="2"/>
         </w:numPr>
       </w:pPr>
-      <w:hyperlink w:history="1" r:id="rIdklcxiuqddr_w97yawddjk">
+      <w:hyperlink w:history="1" r:id="rIdtn4msqsfn1t94pilnlamk">
         <w:r>
           <w:rPr>
             <w:rStyle w:val="Hyperlink"/>
@@ -410,7 +410,7 @@
       <w:r>
         <w:t xml:space="preserve"> — modifié — </w:t>
       </w:r>
-      <w:hyperlink w:history="1" r:id="rIdgwep8q1hzdeznnj0wdr00">
+      <w:hyperlink w:history="1" r:id="rIdoy6nguy-aji5y5fvnegr3">
         <w:r>
           <w:rPr>
             <w:rStyle w:val="Hyperlink"/>
@@ -439,7 +439,7 @@
       <w:r>
         <w:t xml:space="preserve"> — modifié — </w:t>
       </w:r>
-      <w:hyperlink w:history="1" r:id="rIdz4oo0f02js8lvlaucrqn9">
+      <w:hyperlink w:history="1" r:id="rId8_wjjgbfjb7sw1z0kovfe">
         <w:r>
           <w:rPr>
             <w:rStyle w:val="Hyperlink"/>
@@ -476,7 +476,7 @@
       <w:r>
         <w:t xml:space="preserve"> — modifié — </w:t>
       </w:r>
-      <w:hyperlink w:history="1" r:id="rIdql68csznzcbp6blf_qyez">
+      <w:hyperlink w:history="1" r:id="rIdewi76vgqw6hv07mxkhw2c">
         <w:r>
           <w:rPr>
             <w:rStyle w:val="Hyperlink"/>
@@ -513,7 +513,7 @@
       <w:r>
         <w:t xml:space="preserve"> — modifié — </w:t>
       </w:r>
-      <w:hyperlink w:history="1" r:id="rIdao_occmkkymfwrszaodxo">
+      <w:hyperlink w:history="1" r:id="rIdiywajugjsidadnaah0grk">
         <w:r>
           <w:rPr>
             <w:rStyle w:val="Hyperlink"/>
@@ -542,7 +542,7 @@
       <w:r>
         <w:t xml:space="preserve"> — modifié — </w:t>
       </w:r>
-      <w:hyperlink w:history="1" r:id="rIdohxo-txsybbiwyu_delio">
+      <w:hyperlink w:history="1" r:id="rIdepb1rulwwxupmdmycv1dv">
         <w:r>
           <w:rPr>
             <w:rStyle w:val="Hyperlink"/>

--- a/docs/developpement/phases/word/PHASE_28_LOGO_OFFICIEL_V2.docx
+++ b/docs/developpement/phases/word/PHASE_28_LOGO_OFFICIEL_V2.docx
@@ -20,7 +20,7 @@
       <w:r>
         <w:t xml:space="preserve">FlaiX Expert · dossier de développement · généré le 2026-10-25 depuis le dépôt </w:t>
       </w:r>
-      <w:hyperlink w:history="1" r:id="rIdq9tnrekt0xdgvjejs_ggl">
+      <w:hyperlink w:history="1" r:id="rId_vrduohosuxo-mwovbjer">
         <w:r>
           <w:rPr>
             <w:rStyle w:val="Hyperlink"/>
@@ -362,7 +362,7 @@
           <w:numId w:val="2"/>
         </w:numPr>
       </w:pPr>
-      <w:hyperlink w:history="1" r:id="rIdtn4msqsfn1t94pilnlamk">
+      <w:hyperlink w:history="1" r:id="rIdncegir1getpnoxil803ml">
         <w:r>
           <w:rPr>
             <w:rStyle w:val="Hyperlink"/>
@@ -410,7 +410,7 @@
       <w:r>
         <w:t xml:space="preserve"> — modifié — </w:t>
       </w:r>
-      <w:hyperlink w:history="1" r:id="rIdoy6nguy-aji5y5fvnegr3">
+      <w:hyperlink w:history="1" r:id="rIds8tvd1mvgexdrk6jm6vu0">
         <w:r>
           <w:rPr>
             <w:rStyle w:val="Hyperlink"/>
@@ -439,7 +439,7 @@
       <w:r>
         <w:t xml:space="preserve"> — modifié — </w:t>
       </w:r>
-      <w:hyperlink w:history="1" r:id="rId8_wjjgbfjb7sw1z0kovfe">
+      <w:hyperlink w:history="1" r:id="rIdojdvpsuqj1cc-gpwelroi">
         <w:r>
           <w:rPr>
             <w:rStyle w:val="Hyperlink"/>
@@ -476,7 +476,7 @@
       <w:r>
         <w:t xml:space="preserve"> — modifié — </w:t>
       </w:r>
-      <w:hyperlink w:history="1" r:id="rIdewi76vgqw6hv07mxkhw2c">
+      <w:hyperlink w:history="1" r:id="rId3pz_mqf9l-u2dwyqlbliy">
         <w:r>
           <w:rPr>
             <w:rStyle w:val="Hyperlink"/>
@@ -513,7 +513,7 @@
       <w:r>
         <w:t xml:space="preserve"> — modifié — </w:t>
       </w:r>
-      <w:hyperlink w:history="1" r:id="rIdiywajugjsidadnaah0grk">
+      <w:hyperlink w:history="1" r:id="rIdrm_epdeh9-u21g76wg6_v">
         <w:r>
           <w:rPr>
             <w:rStyle w:val="Hyperlink"/>
@@ -542,7 +542,7 @@
       <w:r>
         <w:t xml:space="preserve"> — modifié — </w:t>
       </w:r>
-      <w:hyperlink w:history="1" r:id="rIdepb1rulwwxupmdmycv1dv">
+      <w:hyperlink w:history="1" r:id="rIdkrqfq7nmuf0h5c7idrcre">
         <w:r>
           <w:rPr>
             <w:rStyle w:val="Hyperlink"/>

--- a/docs/developpement/phases/word/PHASE_28_LOGO_OFFICIEL_V2.docx
+++ b/docs/developpement/phases/word/PHASE_28_LOGO_OFFICIEL_V2.docx
@@ -20,7 +20,7 @@
       <w:r>
         <w:t xml:space="preserve">FlaiX Expert · dossier de développement · généré le 2026-10-25 depuis le dépôt </w:t>
       </w:r>
-      <w:hyperlink w:history="1" r:id="rId_vrduohosuxo-mwovbjer">
+      <w:hyperlink w:history="1" r:id="rIdiheeqhrdm43j6j_hfessb">
         <w:r>
           <w:rPr>
             <w:rStyle w:val="Hyperlink"/>
@@ -362,7 +362,7 @@
           <w:numId w:val="2"/>
         </w:numPr>
       </w:pPr>
-      <w:hyperlink w:history="1" r:id="rIdncegir1getpnoxil803ml">
+      <w:hyperlink w:history="1" r:id="rIddfblvhceqh9d990wjgbfr">
         <w:r>
           <w:rPr>
             <w:rStyle w:val="Hyperlink"/>
@@ -410,7 +410,7 @@
       <w:r>
         <w:t xml:space="preserve"> — modifié — </w:t>
       </w:r>
-      <w:hyperlink w:history="1" r:id="rIds8tvd1mvgexdrk6jm6vu0">
+      <w:hyperlink w:history="1" r:id="rId_7drlediglukhm_youtdq">
         <w:r>
           <w:rPr>
             <w:rStyle w:val="Hyperlink"/>
@@ -439,7 +439,7 @@
       <w:r>
         <w:t xml:space="preserve"> — modifié — </w:t>
       </w:r>
-      <w:hyperlink w:history="1" r:id="rIdojdvpsuqj1cc-gpwelroi">
+      <w:hyperlink w:history="1" r:id="rIdsl_sbc-gtlwezmmfymivu">
         <w:r>
           <w:rPr>
             <w:rStyle w:val="Hyperlink"/>
@@ -476,7 +476,7 @@
       <w:r>
         <w:t xml:space="preserve"> — modifié — </w:t>
       </w:r>
-      <w:hyperlink w:history="1" r:id="rId3pz_mqf9l-u2dwyqlbliy">
+      <w:hyperlink w:history="1" r:id="rIde89y1tg78ibj5i_qc51c_">
         <w:r>
           <w:rPr>
             <w:rStyle w:val="Hyperlink"/>
@@ -513,7 +513,7 @@
       <w:r>
         <w:t xml:space="preserve"> — modifié — </w:t>
       </w:r>
-      <w:hyperlink w:history="1" r:id="rIdrm_epdeh9-u21g76wg6_v">
+      <w:hyperlink w:history="1" r:id="rIddxr7pnvktg4qhsobdqxxg">
         <w:r>
           <w:rPr>
             <w:rStyle w:val="Hyperlink"/>
@@ -542,7 +542,7 @@
       <w:r>
         <w:t xml:space="preserve"> — modifié — </w:t>
       </w:r>
-      <w:hyperlink w:history="1" r:id="rIdkrqfq7nmuf0h5c7idrcre">
+      <w:hyperlink w:history="1" r:id="rIdprctweqs8bivv3eey2vzr">
         <w:r>
           <w:rPr>
             <w:rStyle w:val="Hyperlink"/>
